--- a/docs/Cards.docx
+++ b/docs/Cards.docx
@@ -1035,13 +1035,105 @@
               <w:jc w:val="center"/>
               <w:rPr>
                 <w:noProof/>
+                <w:lang w:val="uk-UA"/>
               </w:rPr>
             </w:pPr>
+            <w:r>
+              <w:rPr>
+                <w:noProof/>
+              </w:rPr>
+              <w:t>AR-Flash-</w:t>
+            </w:r>
+            <w:r>
+              <w:rPr>
+                <w:noProof/>
+                <w:lang w:val="uk-UA"/>
+              </w:rPr>
+              <w:t>фішки</w:t>
+            </w:r>
+          </w:p>
+          <w:p>
+            <w:pPr>
+              <w:jc w:val="center"/>
+              <w:rPr>
+                <w:noProof/>
+                <w:lang w:val="uk-UA"/>
+              </w:rPr>
+            </w:pPr>
+            <w:r>
+              <w:rPr>
+                <w:noProof/>
+                <w:lang w:val="uk-UA"/>
+              </w:rPr>
+              <w:t>вивчення іноземних слів</w:t>
+            </w:r>
           </w:p>
         </w:tc>
       </w:tr>
     </w:tbl>
-    <w:p/>
+    <w:p>
+      <w:r>
+        <w:br w:type="page"/>
+      </w:r>
+    </w:p>
+    <w:p>
+      <w:pPr>
+        <w:spacing w:after="0" w:line="240" w:lineRule="auto"/>
+        <w:rPr>
+          <w:noProof/>
+          <w:lang w:val="uk-UA"/>
+        </w:rPr>
+      </w:pPr>
+      <w:r>
+        <w:rPr>
+          <w:noProof/>
+        </w:rPr>
+        <w:lastRenderedPageBreak/>
+        <w:t>AR-Flash-</w:t>
+      </w:r>
+      <w:r>
+        <w:rPr>
+          <w:noProof/>
+          <w:lang w:val="uk-UA"/>
+        </w:rPr>
+        <w:t>фішки</w:t>
+      </w:r>
+    </w:p>
+    <w:p>
+      <w:pPr>
+        <w:spacing w:after="0" w:line="240" w:lineRule="auto"/>
+        <w:rPr>
+          <w:noProof/>
+          <w:lang w:val="uk-UA"/>
+        </w:rPr>
+      </w:pPr>
+      <w:r>
+        <w:rPr>
+          <w:noProof/>
+          <w:lang w:val="uk-UA"/>
+        </w:rPr>
+        <w:t xml:space="preserve">     </w:t>
+      </w:r>
+      <w:r>
+        <w:rPr>
+          <w:noProof/>
+          <w:lang w:val="uk-UA"/>
+        </w:rPr>
+        <w:t xml:space="preserve">вивчення </w:t>
+      </w:r>
+    </w:p>
+    <w:p>
+      <w:pPr>
+        <w:spacing w:after="0" w:line="240" w:lineRule="auto"/>
+      </w:pPr>
+      <w:r>
+        <w:rPr>
+          <w:noProof/>
+          <w:lang w:val="uk-UA"/>
+        </w:rPr>
+        <w:t>іноземних слів</w:t>
+      </w:r>
+    </w:p>
     <w:sectPr>
       <w:pgSz w:w="16838" w:h="11906" w:orient="landscape" w:code="9"/>
       <w:pgMar w:top="1134" w:right="1134" w:bottom="1134" w:left="1134" w:header="720" w:footer="720" w:gutter="0"/>
@@ -1450,7 +1542,7 @@
   <w:style w:type="paragraph" w:default="1" w:styleId="a">
     <w:name w:val="Normal"/>
     <w:qFormat/>
-    <w:rsid w:val="00431B2E"/>
+    <w:rsid w:val="001354ED"/>
   </w:style>
   <w:style w:type="character" w:default="1" w:styleId="a0">
     <w:name w:val="Default Paragraph Font"/>
